--- a/tools/candidates/p3-full-11-preflight-20261015/candidate/07-sroki-hraneniya.docx
+++ b/tools/candidates/p3-full-11-preflight-20261015/candidate/07-sroki-hraneniya.docx
@@ -21,6 +21,7 @@
     <w:p>
       <w:pPr>
         <w:keepLines/>
+        <w:spacing w:after="0" w:before="0" w:line="120" w:lineRule="auto"/>
       </w:pPr>
     </w:p>
     <w:p>
@@ -61,19 +62,29 @@
             <w:tcW w:type="dxa" w:w="1927"/>
             <w:vAlign w:val="center"/>
             <w:shd w:fill="2F343A"/>
+            <w:tcMar>
+              <w:top w:w="20" w:type="dxa"/>
+              <w:bottom w:w="20" w:type="dxa"/>
+              <w:start w:w="40" w:type="dxa"/>
+              <w:end w:w="40" w:type="dxa"/>
+            </w:tcMar>
           </w:tcPr>
           <w:p>
             <w:pPr>
-              <w:spacing w:after="0" w:before="0" w:line="240" w:lineRule="auto"/>
+              <w:spacing w:after="0" w:before="0" w:line="216" w:lineRule="auto"/>
               <w:jc w:val="center"/>
             </w:pPr>
-            <w:r/>
+            <w:r>
+              <w:rPr>
+                <w:sz w:val="15"/>
+              </w:rPr>
+            </w:r>
             <w:r>
               <w:rPr>
                 <w:rFonts w:ascii="Arial" w:hAnsi="Arial" w:eastAsia="Arial"/>
                 <w:b/>
                 <w:color w:val="FFFFFF"/>
-                <w:sz w:val="16"/>
+                <w:sz w:val="15"/>
               </w:rPr>
               <w:t>Документ</w:t>
             </w:r>
@@ -84,19 +95,29 @@
             <w:tcW w:type="dxa" w:w="2438"/>
             <w:vAlign w:val="center"/>
             <w:shd w:fill="2F343A"/>
+            <w:tcMar>
+              <w:top w:w="20" w:type="dxa"/>
+              <w:bottom w:w="20" w:type="dxa"/>
+              <w:start w:w="40" w:type="dxa"/>
+              <w:end w:w="40" w:type="dxa"/>
+            </w:tcMar>
           </w:tcPr>
           <w:p>
             <w:pPr>
-              <w:spacing w:after="0" w:before="0" w:line="240" w:lineRule="auto"/>
+              <w:spacing w:after="0" w:before="0" w:line="216" w:lineRule="auto"/>
               <w:jc w:val="center"/>
             </w:pPr>
-            <w:r/>
+            <w:r>
+              <w:rPr>
+                <w:sz w:val="15"/>
+              </w:rPr>
+            </w:r>
             <w:r>
               <w:rPr>
                 <w:rFonts w:ascii="Arial" w:hAnsi="Arial" w:eastAsia="Arial"/>
                 <w:b/>
                 <w:color w:val="FFFFFF"/>
-                <w:sz w:val="16"/>
+                <w:sz w:val="15"/>
               </w:rPr>
               <w:t>Базовая квалификация</w:t>
             </w:r>
@@ -107,19 +128,29 @@
             <w:tcW w:type="dxa" w:w="3231"/>
             <w:vAlign w:val="center"/>
             <w:shd w:fill="2F343A"/>
+            <w:tcMar>
+              <w:top w:w="20" w:type="dxa"/>
+              <w:bottom w:w="20" w:type="dxa"/>
+              <w:start w:w="40" w:type="dxa"/>
+              <w:end w:w="40" w:type="dxa"/>
+            </w:tcMar>
           </w:tcPr>
           <w:p>
             <w:pPr>
-              <w:spacing w:after="0" w:before="0" w:line="240" w:lineRule="auto"/>
+              <w:spacing w:after="0" w:before="0" w:line="216" w:lineRule="auto"/>
               <w:jc w:val="center"/>
             </w:pPr>
-            <w:r/>
+            <w:r>
+              <w:rPr>
+                <w:sz w:val="15"/>
+              </w:rPr>
+            </w:r>
             <w:r>
               <w:rPr>
                 <w:rFonts w:ascii="Arial" w:hAnsi="Arial" w:eastAsia="Arial"/>
                 <w:b/>
                 <w:color w:val="FFFFFF"/>
-                <w:sz w:val="16"/>
+                <w:sz w:val="15"/>
               </w:rPr>
               <w:t>Что проверить</w:t>
             </w:r>
@@ -130,19 +161,29 @@
             <w:tcW w:type="dxa" w:w="2381"/>
             <w:vAlign w:val="center"/>
             <w:shd w:fill="2F343A"/>
+            <w:tcMar>
+              <w:top w:w="20" w:type="dxa"/>
+              <w:bottom w:w="20" w:type="dxa"/>
+              <w:start w:w="40" w:type="dxa"/>
+              <w:end w:w="40" w:type="dxa"/>
+            </w:tcMar>
           </w:tcPr>
           <w:p>
             <w:pPr>
-              <w:spacing w:after="0" w:before="0" w:line="240" w:lineRule="auto"/>
+              <w:spacing w:after="0" w:before="0" w:line="216" w:lineRule="auto"/>
               <w:jc w:val="center"/>
             </w:pPr>
-            <w:r/>
+            <w:r>
+              <w:rPr>
+                <w:sz w:val="15"/>
+              </w:rPr>
+            </w:r>
             <w:r>
               <w:rPr>
                 <w:rFonts w:ascii="Arial" w:hAnsi="Arial" w:eastAsia="Arial"/>
                 <w:b/>
                 <w:color w:val="FFFFFF"/>
-                <w:sz w:val="16"/>
+                <w:sz w:val="15"/>
               </w:rPr>
               <w:t>Рабочее действие</w:t>
             </w:r>
@@ -158,19 +199,29 @@
             <w:tcW w:type="dxa" w:w="1927"/>
             <w:vAlign w:val="center"/>
             <w:shd w:fill="F2EAD8"/>
+            <w:tcMar>
+              <w:top w:w="20" w:type="dxa"/>
+              <w:bottom w:w="20" w:type="dxa"/>
+              <w:start w:w="40" w:type="dxa"/>
+              <w:end w:w="40" w:type="dxa"/>
+            </w:tcMar>
           </w:tcPr>
           <w:p>
             <w:pPr>
-              <w:spacing w:after="0" w:before="0" w:line="240" w:lineRule="auto"/>
+              <w:spacing w:after="0" w:before="0" w:line="216" w:lineRule="auto"/>
               <w:jc w:val="left"/>
             </w:pPr>
-            <w:r/>
+            <w:r>
+              <w:rPr>
+                <w:sz w:val="14"/>
+              </w:rPr>
+            </w:r>
             <w:r>
               <w:rPr>
                 <w:rFonts w:ascii="Arial" w:hAnsi="Arial" w:eastAsia="Arial"/>
                 <w:b w:val="0"/>
                 <w:color w:val="2F343A"/>
-                <w:sz w:val="15"/>
+                <w:sz w:val="14"/>
               </w:rPr>
               <w:t>КС-2, КС-3</w:t>
             </w:r>
@@ -181,19 +232,29 @@
             <w:tcW w:type="dxa" w:w="2438"/>
             <w:vAlign w:val="center"/>
             <w:shd w:fill="FFFFFF"/>
+            <w:tcMar>
+              <w:top w:w="20" w:type="dxa"/>
+              <w:bottom w:w="20" w:type="dxa"/>
+              <w:start w:w="40" w:type="dxa"/>
+              <w:end w:w="40" w:type="dxa"/>
+            </w:tcMar>
           </w:tcPr>
           <w:p>
             <w:pPr>
-              <w:spacing w:after="0" w:before="0" w:line="240" w:lineRule="auto"/>
+              <w:spacing w:after="0" w:before="0" w:line="216" w:lineRule="auto"/>
               <w:jc w:val="left"/>
             </w:pPr>
-            <w:r/>
+            <w:r>
+              <w:rPr>
+                <w:sz w:val="14"/>
+              </w:rPr>
+            </w:r>
             <w:r>
               <w:rPr>
                 <w:rFonts w:ascii="Arial" w:hAnsi="Arial" w:eastAsia="Arial"/>
                 <w:b w:val="0"/>
                 <w:color w:val="2F343A"/>
-                <w:sz w:val="15"/>
+                <w:sz w:val="14"/>
               </w:rPr>
               <w:t>Первичные учетные документы, если ими оформлен факт хозяйственной жизни</w:t>
             </w:r>
@@ -204,21 +265,22 @@
             <w:tcW w:type="dxa" w:w="3231"/>
             <w:vAlign w:val="center"/>
             <w:shd w:fill="FFFFFF"/>
+            <w:tcMar>
+              <w:top w:w="20" w:type="dxa"/>
+              <w:bottom w:w="20" w:type="dxa"/>
+              <w:start w:w="40" w:type="dxa"/>
+              <w:end w:w="40" w:type="dxa"/>
+            </w:tcMar>
           </w:tcPr>
           <w:p>
             <w:pPr>
-              <w:spacing w:after="0" w:before="0" w:line="240" w:lineRule="auto"/>
-              <w:jc w:val="left"/>
+              <w:spacing w:before="0" w:after="0" w:line="216" w:lineRule="auto"/>
             </w:pPr>
-            <w:r/>
             <w:r>
               <w:rPr>
-                <w:rFonts w:ascii="Arial" w:hAnsi="Arial" w:eastAsia="Arial"/>
-                <w:b w:val="0"/>
-                <w:color w:val="2F343A"/>
-                <w:sz w:val="15"/>
+                <w:sz w:val="14"/>
               </w:rPr>
-              <w:t>Ст. 29 Закона № 402-ФЗ: не менее 5 лет после отчетного года. Сверьте также архивный, налоговый, договорный и спорный сроки.</w:t>
+              <w:t>Действующая редакция ст. 29 Закона № 402-ФЗ на дату классификации; точная статья архивного перечня, налоговые, договорные и спорные основания. Зафиксируйте источник и дату доступа.</w:t>
             </w:r>
           </w:p>
         </w:tc>
@@ -227,19 +289,29 @@
             <w:tcW w:type="dxa" w:w="2381"/>
             <w:vAlign w:val="center"/>
             <w:shd w:fill="FFFFFF"/>
+            <w:tcMar>
+              <w:top w:w="20" w:type="dxa"/>
+              <w:bottom w:w="20" w:type="dxa"/>
+              <w:start w:w="40" w:type="dxa"/>
+              <w:end w:w="40" w:type="dxa"/>
+            </w:tcMar>
           </w:tcPr>
           <w:p>
             <w:pPr>
-              <w:spacing w:after="0" w:before="0" w:line="240" w:lineRule="auto"/>
+              <w:spacing w:after="0" w:before="0" w:line="216" w:lineRule="auto"/>
               <w:jc w:val="left"/>
             </w:pPr>
-            <w:r/>
+            <w:r>
+              <w:rPr>
+                <w:sz w:val="14"/>
+              </w:rPr>
+            </w:r>
             <w:r>
               <w:rPr>
                 <w:rFonts w:ascii="Arial" w:hAnsi="Arial" w:eastAsia="Arial"/>
                 <w:b w:val="0"/>
                 <w:color w:val="2F343A"/>
-                <w:sz w:val="15"/>
+                <w:sz w:val="14"/>
               </w:rPr>
               <w:t>Зафиксируйте отчетный год и примените наиболее длительный действующий срок.</w:t>
             </w:r>
@@ -255,19 +327,29 @@
             <w:tcW w:type="dxa" w:w="1927"/>
             <w:vAlign w:val="center"/>
             <w:shd w:fill="F2EAD8"/>
+            <w:tcMar>
+              <w:top w:w="20" w:type="dxa"/>
+              <w:bottom w:w="20" w:type="dxa"/>
+              <w:start w:w="40" w:type="dxa"/>
+              <w:end w:w="40" w:type="dxa"/>
+            </w:tcMar>
           </w:tcPr>
           <w:p>
             <w:pPr>
-              <w:spacing w:after="0" w:before="0" w:line="240" w:lineRule="auto"/>
+              <w:spacing w:after="0" w:before="0" w:line="216" w:lineRule="auto"/>
               <w:jc w:val="left"/>
             </w:pPr>
-            <w:r/>
+            <w:r>
+              <w:rPr>
+                <w:sz w:val="14"/>
+              </w:rPr>
+            </w:r>
             <w:r>
               <w:rPr>
                 <w:rFonts w:ascii="Arial" w:hAnsi="Arial" w:eastAsia="Arial"/>
                 <w:b w:val="0"/>
                 <w:color w:val="2F343A"/>
-                <w:sz w:val="15"/>
+                <w:sz w:val="14"/>
               </w:rPr>
               <w:t>Акты освидетельствования скрытых работ</w:t>
             </w:r>
@@ -278,19 +360,29 @@
             <w:tcW w:type="dxa" w:w="2438"/>
             <w:vAlign w:val="center"/>
             <w:shd w:fill="F4F5F6"/>
+            <w:tcMar>
+              <w:top w:w="20" w:type="dxa"/>
+              <w:bottom w:w="20" w:type="dxa"/>
+              <w:start w:w="40" w:type="dxa"/>
+              <w:end w:w="40" w:type="dxa"/>
+            </w:tcMar>
           </w:tcPr>
           <w:p>
             <w:pPr>
-              <w:spacing w:after="0" w:before="0" w:line="240" w:lineRule="auto"/>
+              <w:spacing w:after="0" w:before="0" w:line="216" w:lineRule="auto"/>
               <w:jc w:val="left"/>
             </w:pPr>
-            <w:r/>
+            <w:r>
+              <w:rPr>
+                <w:sz w:val="14"/>
+              </w:rPr>
+            </w:r>
             <w:r>
               <w:rPr>
                 <w:rFonts w:ascii="Arial" w:hAnsi="Arial" w:eastAsia="Arial"/>
                 <w:b w:val="0"/>
                 <w:color w:val="2F343A"/>
-                <w:sz w:val="15"/>
+                <w:sz w:val="14"/>
               </w:rPr>
               <w:t>Исполнительная документация по фактической функции документа</w:t>
             </w:r>
@@ -301,19 +393,29 @@
             <w:tcW w:type="dxa" w:w="3231"/>
             <w:vAlign w:val="center"/>
             <w:shd w:fill="F4F5F6"/>
+            <w:tcMar>
+              <w:top w:w="20" w:type="dxa"/>
+              <w:bottom w:w="20" w:type="dxa"/>
+              <w:start w:w="40" w:type="dxa"/>
+              <w:end w:w="40" w:type="dxa"/>
+            </w:tcMar>
           </w:tcPr>
           <w:p>
             <w:pPr>
-              <w:spacing w:after="0" w:before="0" w:line="240" w:lineRule="auto"/>
+              <w:spacing w:after="0" w:before="0" w:line="216" w:lineRule="auto"/>
               <w:jc w:val="left"/>
             </w:pPr>
-            <w:r/>
+            <w:r>
+              <w:rPr>
+                <w:sz w:val="14"/>
+              </w:rPr>
+            </w:r>
             <w:r>
               <w:rPr>
                 <w:rFonts w:ascii="Arial" w:hAnsi="Arial" w:eastAsia="Arial"/>
                 <w:b w:val="0"/>
                 <w:color w:val="2F343A"/>
-                <w:sz w:val="15"/>
+                <w:sz w:val="14"/>
               </w:rPr>
               <w:t>Договор, состав исполнительной документации, требования передачи заказчику, номенклатура дел и точная статья перечня Росархива.</w:t>
             </w:r>
@@ -324,19 +426,29 @@
             <w:tcW w:type="dxa" w:w="2381"/>
             <w:vAlign w:val="center"/>
             <w:shd w:fill="F4F5F6"/>
+            <w:tcMar>
+              <w:top w:w="20" w:type="dxa"/>
+              <w:bottom w:w="20" w:type="dxa"/>
+              <w:start w:w="40" w:type="dxa"/>
+              <w:end w:w="40" w:type="dxa"/>
+            </w:tcMar>
           </w:tcPr>
           <w:p>
             <w:pPr>
-              <w:spacing w:after="0" w:before="0" w:line="240" w:lineRule="auto"/>
+              <w:spacing w:after="0" w:before="0" w:line="216" w:lineRule="auto"/>
               <w:jc w:val="left"/>
             </w:pPr>
-            <w:r/>
+            <w:r>
+              <w:rPr>
+                <w:sz w:val="14"/>
+              </w:rPr>
+            </w:r>
             <w:r>
               <w:rPr>
                 <w:rFonts w:ascii="Arial" w:hAnsi="Arial" w:eastAsia="Arial"/>
                 <w:b w:val="0"/>
                 <w:color w:val="2F343A"/>
-                <w:sz w:val="15"/>
+                <w:sz w:val="14"/>
               </w:rPr>
               <w:t>Не уничтожайте до классификации и завершения передачи, гарантии, претензий и споров.</w:t>
             </w:r>
@@ -352,19 +464,29 @@
             <w:tcW w:type="dxa" w:w="1927"/>
             <w:vAlign w:val="center"/>
             <w:shd w:fill="F2EAD8"/>
+            <w:tcMar>
+              <w:top w:w="20" w:type="dxa"/>
+              <w:bottom w:w="20" w:type="dxa"/>
+              <w:start w:w="40" w:type="dxa"/>
+              <w:end w:w="40" w:type="dxa"/>
+            </w:tcMar>
           </w:tcPr>
           <w:p>
             <w:pPr>
-              <w:spacing w:after="0" w:before="0" w:line="240" w:lineRule="auto"/>
+              <w:spacing w:after="0" w:before="0" w:line="216" w:lineRule="auto"/>
               <w:jc w:val="left"/>
             </w:pPr>
-            <w:r/>
+            <w:r>
+              <w:rPr>
+                <w:sz w:val="14"/>
+              </w:rPr>
+            </w:r>
             <w:r>
               <w:rPr>
                 <w:rFonts w:ascii="Arial" w:hAnsi="Arial" w:eastAsia="Arial"/>
                 <w:b w:val="0"/>
                 <w:color w:val="2F343A"/>
-                <w:sz w:val="15"/>
+                <w:sz w:val="14"/>
               </w:rPr>
               <w:t>Исполнительные схемы</w:t>
             </w:r>
@@ -375,19 +497,29 @@
             <w:tcW w:type="dxa" w:w="2438"/>
             <w:vAlign w:val="center"/>
             <w:shd w:fill="FFFFFF"/>
+            <w:tcMar>
+              <w:top w:w="20" w:type="dxa"/>
+              <w:bottom w:w="20" w:type="dxa"/>
+              <w:start w:w="40" w:type="dxa"/>
+              <w:end w:w="40" w:type="dxa"/>
+            </w:tcMar>
           </w:tcPr>
           <w:p>
             <w:pPr>
-              <w:spacing w:after="0" w:before="0" w:line="240" w:lineRule="auto"/>
+              <w:spacing w:after="0" w:before="0" w:line="216" w:lineRule="auto"/>
               <w:jc w:val="left"/>
             </w:pPr>
-            <w:r/>
+            <w:r>
+              <w:rPr>
+                <w:sz w:val="14"/>
+              </w:rPr>
+            </w:r>
             <w:r>
               <w:rPr>
                 <w:rFonts w:ascii="Arial" w:hAnsi="Arial" w:eastAsia="Arial"/>
                 <w:b w:val="0"/>
                 <w:color w:val="2F343A"/>
-                <w:sz w:val="15"/>
+                <w:sz w:val="14"/>
               </w:rPr>
               <w:t>Исполнительная документация</w:t>
             </w:r>
@@ -398,19 +530,29 @@
             <w:tcW w:type="dxa" w:w="3231"/>
             <w:vAlign w:val="center"/>
             <w:shd w:fill="FFFFFF"/>
+            <w:tcMar>
+              <w:top w:w="20" w:type="dxa"/>
+              <w:bottom w:w="20" w:type="dxa"/>
+              <w:start w:w="40" w:type="dxa"/>
+              <w:end w:w="40" w:type="dxa"/>
+            </w:tcMar>
           </w:tcPr>
           <w:p>
             <w:pPr>
-              <w:spacing w:after="0" w:before="0" w:line="240" w:lineRule="auto"/>
+              <w:spacing w:after="0" w:before="0" w:line="216" w:lineRule="auto"/>
               <w:jc w:val="left"/>
             </w:pPr>
-            <w:r/>
+            <w:r>
+              <w:rPr>
+                <w:sz w:val="14"/>
+              </w:rPr>
+            </w:r>
             <w:r>
               <w:rPr>
                 <w:rFonts w:ascii="Arial" w:hAnsi="Arial" w:eastAsia="Arial"/>
                 <w:b w:val="0"/>
                 <w:color w:val="2F343A"/>
-                <w:sz w:val="15"/>
+                <w:sz w:val="14"/>
               </w:rPr>
               <w:t>Требования проекта и договора, комплект передачи заказчику, номенклатура дел, точная статья перечня.</w:t>
             </w:r>
@@ -421,19 +563,29 @@
             <w:tcW w:type="dxa" w:w="2381"/>
             <w:vAlign w:val="center"/>
             <w:shd w:fill="FFFFFF"/>
+            <w:tcMar>
+              <w:top w:w="20" w:type="dxa"/>
+              <w:bottom w:w="20" w:type="dxa"/>
+              <w:start w:w="40" w:type="dxa"/>
+              <w:end w:w="40" w:type="dxa"/>
+            </w:tcMar>
           </w:tcPr>
           <w:p>
             <w:pPr>
-              <w:spacing w:after="0" w:before="0" w:line="240" w:lineRule="auto"/>
+              <w:spacing w:after="0" w:before="0" w:line="216" w:lineRule="auto"/>
               <w:jc w:val="left"/>
             </w:pPr>
-            <w:r/>
+            <w:r>
+              <w:rPr>
+                <w:sz w:val="14"/>
+              </w:rPr>
+            </w:r>
             <w:r>
               <w:rPr>
                 <w:rFonts w:ascii="Arial" w:hAnsi="Arial" w:eastAsia="Arial"/>
                 <w:b w:val="0"/>
                 <w:color w:val="2F343A"/>
-                <w:sz w:val="15"/>
+                <w:sz w:val="14"/>
               </w:rPr>
               <w:t>Храните в составе идентифицированного дела; срок считайте от указанного для этого дела события.</w:t>
             </w:r>
@@ -449,19 +601,29 @@
             <w:tcW w:type="dxa" w:w="1927"/>
             <w:vAlign w:val="center"/>
             <w:shd w:fill="F2EAD8"/>
+            <w:tcMar>
+              <w:top w:w="20" w:type="dxa"/>
+              <w:bottom w:w="20" w:type="dxa"/>
+              <w:start w:w="40" w:type="dxa"/>
+              <w:end w:w="40" w:type="dxa"/>
+            </w:tcMar>
           </w:tcPr>
           <w:p>
             <w:pPr>
-              <w:spacing w:after="0" w:before="0" w:line="240" w:lineRule="auto"/>
+              <w:spacing w:after="0" w:before="0" w:line="216" w:lineRule="auto"/>
               <w:jc w:val="left"/>
             </w:pPr>
-            <w:r/>
+            <w:r>
+              <w:rPr>
+                <w:sz w:val="14"/>
+              </w:rPr>
+            </w:r>
             <w:r>
               <w:rPr>
                 <w:rFonts w:ascii="Arial" w:hAnsi="Arial" w:eastAsia="Arial"/>
                 <w:b w:val="0"/>
                 <w:color w:val="2F343A"/>
-                <w:sz w:val="15"/>
+                <w:sz w:val="14"/>
               </w:rPr>
               <w:t>Журналы работ</w:t>
             </w:r>
@@ -472,19 +634,29 @@
             <w:tcW w:type="dxa" w:w="2438"/>
             <w:vAlign w:val="center"/>
             <w:shd w:fill="F4F5F6"/>
+            <w:tcMar>
+              <w:top w:w="20" w:type="dxa"/>
+              <w:bottom w:w="20" w:type="dxa"/>
+              <w:start w:w="40" w:type="dxa"/>
+              <w:end w:w="40" w:type="dxa"/>
+            </w:tcMar>
           </w:tcPr>
           <w:p>
             <w:pPr>
-              <w:spacing w:after="0" w:before="0" w:line="240" w:lineRule="auto"/>
+              <w:spacing w:after="0" w:before="0" w:line="216" w:lineRule="auto"/>
               <w:jc w:val="left"/>
             </w:pPr>
-            <w:r/>
+            <w:r>
+              <w:rPr>
+                <w:sz w:val="14"/>
+              </w:rPr>
+            </w:r>
             <w:r>
               <w:rPr>
                 <w:rFonts w:ascii="Arial" w:hAnsi="Arial" w:eastAsia="Arial"/>
                 <w:b w:val="0"/>
                 <w:color w:val="2F343A"/>
-                <w:sz w:val="15"/>
+                <w:sz w:val="14"/>
               </w:rPr>
               <w:t>Исполнительная документация и журналы конкретного вида</w:t>
             </w:r>
@@ -495,19 +667,29 @@
             <w:tcW w:type="dxa" w:w="3231"/>
             <w:vAlign w:val="center"/>
             <w:shd w:fill="F4F5F6"/>
+            <w:tcMar>
+              <w:top w:w="20" w:type="dxa"/>
+              <w:bottom w:w="20" w:type="dxa"/>
+              <w:start w:w="40" w:type="dxa"/>
+              <w:end w:w="40" w:type="dxa"/>
+            </w:tcMar>
           </w:tcPr>
           <w:p>
             <w:pPr>
-              <w:spacing w:after="0" w:before="0" w:line="240" w:lineRule="auto"/>
+              <w:spacing w:after="0" w:before="0" w:line="216" w:lineRule="auto"/>
               <w:jc w:val="left"/>
             </w:pPr>
-            <w:r/>
+            <w:r>
+              <w:rPr>
+                <w:sz w:val="14"/>
+              </w:rPr>
+            </w:r>
             <w:r>
               <w:rPr>
                 <w:rFonts w:ascii="Arial" w:hAnsi="Arial" w:eastAsia="Arial"/>
                 <w:b w:val="0"/>
                 <w:color w:val="2F343A"/>
-                <w:sz w:val="15"/>
+                <w:sz w:val="14"/>
               </w:rPr>
               <w:t>Какой именно журнал, кто обязан его вести, кому передается, точная статья перечня.</w:t>
             </w:r>
@@ -518,19 +700,29 @@
             <w:tcW w:type="dxa" w:w="2381"/>
             <w:vAlign w:val="center"/>
             <w:shd w:fill="F4F5F6"/>
+            <w:tcMar>
+              <w:top w:w="20" w:type="dxa"/>
+              <w:bottom w:w="20" w:type="dxa"/>
+              <w:start w:w="40" w:type="dxa"/>
+              <w:end w:w="40" w:type="dxa"/>
+            </w:tcMar>
           </w:tcPr>
           <w:p>
             <w:pPr>
-              <w:spacing w:after="0" w:before="0" w:line="240" w:lineRule="auto"/>
+              <w:spacing w:after="0" w:before="0" w:line="216" w:lineRule="auto"/>
               <w:jc w:val="left"/>
             </w:pPr>
-            <w:r/>
+            <w:r>
+              <w:rPr>
+                <w:sz w:val="14"/>
+              </w:rPr>
+            </w:r>
             <w:r>
               <w:rPr>
                 <w:rFonts w:ascii="Arial" w:hAnsi="Arial" w:eastAsia="Arial"/>
                 <w:b w:val="0"/>
                 <w:color w:val="2F343A"/>
-                <w:sz w:val="15"/>
+                <w:sz w:val="14"/>
               </w:rPr>
               <w:t>Не переносите срок с другого вида журнала. Назначьте ответственного и событие начала срока.</w:t>
             </w:r>
@@ -546,19 +738,29 @@
             <w:tcW w:type="dxa" w:w="1927"/>
             <w:vAlign w:val="center"/>
             <w:shd w:fill="F2EAD8"/>
+            <w:tcMar>
+              <w:top w:w="20" w:type="dxa"/>
+              <w:bottom w:w="20" w:type="dxa"/>
+              <w:start w:w="40" w:type="dxa"/>
+              <w:end w:w="40" w:type="dxa"/>
+            </w:tcMar>
           </w:tcPr>
           <w:p>
             <w:pPr>
-              <w:spacing w:after="0" w:before="0" w:line="240" w:lineRule="auto"/>
+              <w:spacing w:after="0" w:before="0" w:line="216" w:lineRule="auto"/>
               <w:jc w:val="left"/>
             </w:pPr>
-            <w:r/>
+            <w:r>
+              <w:rPr>
+                <w:sz w:val="14"/>
+              </w:rPr>
+            </w:r>
             <w:r>
               <w:rPr>
                 <w:rFonts w:ascii="Arial" w:hAnsi="Arial" w:eastAsia="Arial"/>
                 <w:b w:val="0"/>
                 <w:color w:val="2F343A"/>
-                <w:sz w:val="15"/>
+                <w:sz w:val="14"/>
               </w:rPr>
               <w:t>Сертификаты и документы качества материалов</w:t>
             </w:r>
@@ -569,19 +771,29 @@
             <w:tcW w:type="dxa" w:w="2438"/>
             <w:vAlign w:val="center"/>
             <w:shd w:fill="FFFFFF"/>
+            <w:tcMar>
+              <w:top w:w="20" w:type="dxa"/>
+              <w:bottom w:w="20" w:type="dxa"/>
+              <w:start w:w="40" w:type="dxa"/>
+              <w:end w:w="40" w:type="dxa"/>
+            </w:tcMar>
           </w:tcPr>
           <w:p>
             <w:pPr>
-              <w:spacing w:after="0" w:before="0" w:line="240" w:lineRule="auto"/>
+              <w:spacing w:after="0" w:before="0" w:line="216" w:lineRule="auto"/>
               <w:jc w:val="left"/>
             </w:pPr>
-            <w:r/>
+            <w:r>
+              <w:rPr>
+                <w:sz w:val="14"/>
+              </w:rPr>
+            </w:r>
             <w:r>
               <w:rPr>
                 <w:rFonts w:ascii="Arial" w:hAnsi="Arial" w:eastAsia="Arial"/>
                 <w:b w:val="0"/>
                 <w:color w:val="2F343A"/>
-                <w:sz w:val="15"/>
+                <w:sz w:val="14"/>
               </w:rPr>
               <w:t>Подтверждающие документы к материалам и работам</w:t>
             </w:r>
@@ -592,19 +804,29 @@
             <w:tcW w:type="dxa" w:w="3231"/>
             <w:vAlign w:val="center"/>
             <w:shd w:fill="FFFFFF"/>
+            <w:tcMar>
+              <w:top w:w="20" w:type="dxa"/>
+              <w:bottom w:w="20" w:type="dxa"/>
+              <w:start w:w="40" w:type="dxa"/>
+              <w:end w:w="40" w:type="dxa"/>
+            </w:tcMar>
           </w:tcPr>
           <w:p>
             <w:pPr>
-              <w:spacing w:after="0" w:before="0" w:line="240" w:lineRule="auto"/>
+              <w:spacing w:after="0" w:before="0" w:line="216" w:lineRule="auto"/>
               <w:jc w:val="left"/>
             </w:pPr>
-            <w:r/>
+            <w:r>
+              <w:rPr>
+                <w:sz w:val="14"/>
+              </w:rPr>
+            </w:r>
             <w:r>
               <w:rPr>
                 <w:rFonts w:ascii="Arial" w:hAnsi="Arial" w:eastAsia="Arial"/>
                 <w:b w:val="0"/>
                 <w:color w:val="2F343A"/>
-                <w:sz w:val="15"/>
+                <w:sz w:val="14"/>
               </w:rPr>
               <w:t>Связь с партией, работой и исполнительным делом; договор; номенклатура; точная статья перечня.</w:t>
             </w:r>
@@ -615,19 +837,29 @@
             <w:tcW w:type="dxa" w:w="2381"/>
             <w:vAlign w:val="center"/>
             <w:shd w:fill="FFFFFF"/>
+            <w:tcMar>
+              <w:top w:w="20" w:type="dxa"/>
+              <w:bottom w:w="20" w:type="dxa"/>
+              <w:start w:w="40" w:type="dxa"/>
+              <w:end w:w="40" w:type="dxa"/>
+            </w:tcMar>
           </w:tcPr>
           <w:p>
             <w:pPr>
-              <w:spacing w:after="0" w:before="0" w:line="240" w:lineRule="auto"/>
+              <w:spacing w:after="0" w:before="0" w:line="216" w:lineRule="auto"/>
               <w:jc w:val="left"/>
             </w:pPr>
-            <w:r/>
+            <w:r>
+              <w:rPr>
+                <w:sz w:val="14"/>
+              </w:rPr>
+            </w:r>
             <w:r>
               <w:rPr>
                 <w:rFonts w:ascii="Arial" w:hAnsi="Arial" w:eastAsia="Arial"/>
                 <w:b w:val="0"/>
                 <w:color w:val="2F343A"/>
-                <w:sz w:val="15"/>
+                <w:sz w:val="14"/>
               </w:rPr>
               <w:t>Храните с реестром и ссылкой на партию/работу до закрытия применимых обязательств.</w:t>
             </w:r>
@@ -643,19 +875,29 @@
             <w:tcW w:type="dxa" w:w="1927"/>
             <w:vAlign w:val="center"/>
             <w:shd w:fill="F2EAD8"/>
+            <w:tcMar>
+              <w:top w:w="20" w:type="dxa"/>
+              <w:bottom w:w="20" w:type="dxa"/>
+              <w:start w:w="40" w:type="dxa"/>
+              <w:end w:w="40" w:type="dxa"/>
+            </w:tcMar>
           </w:tcPr>
           <w:p>
             <w:pPr>
-              <w:spacing w:after="0" w:before="0" w:line="240" w:lineRule="auto"/>
+              <w:spacing w:after="0" w:before="0" w:line="216" w:lineRule="auto"/>
               <w:jc w:val="left"/>
             </w:pPr>
-            <w:r/>
+            <w:r>
+              <w:rPr>
+                <w:sz w:val="14"/>
+              </w:rPr>
+            </w:r>
             <w:r>
               <w:rPr>
                 <w:rFonts w:ascii="Arial" w:hAnsi="Arial" w:eastAsia="Arial"/>
                 <w:b w:val="0"/>
                 <w:color w:val="2F343A"/>
-                <w:sz w:val="15"/>
+                <w:sz w:val="14"/>
               </w:rPr>
               <w:t>Паспорта на изделия</w:t>
             </w:r>
@@ -666,19 +908,29 @@
             <w:tcW w:type="dxa" w:w="2438"/>
             <w:vAlign w:val="center"/>
             <w:shd w:fill="F4F5F6"/>
+            <w:tcMar>
+              <w:top w:w="20" w:type="dxa"/>
+              <w:bottom w:w="20" w:type="dxa"/>
+              <w:start w:w="40" w:type="dxa"/>
+              <w:end w:w="40" w:type="dxa"/>
+            </w:tcMar>
           </w:tcPr>
           <w:p>
             <w:pPr>
-              <w:spacing w:after="0" w:before="0" w:line="240" w:lineRule="auto"/>
+              <w:spacing w:after="0" w:before="0" w:line="216" w:lineRule="auto"/>
               <w:jc w:val="left"/>
             </w:pPr>
-            <w:r/>
+            <w:r>
+              <w:rPr>
+                <w:sz w:val="14"/>
+              </w:rPr>
+            </w:r>
             <w:r>
               <w:rPr>
                 <w:rFonts w:ascii="Arial" w:hAnsi="Arial" w:eastAsia="Arial"/>
                 <w:b w:val="0"/>
                 <w:color w:val="2F343A"/>
-                <w:sz w:val="15"/>
+                <w:sz w:val="14"/>
               </w:rPr>
               <w:t>Документы изготовителя и эксплуатации</w:t>
             </w:r>
@@ -689,19 +941,29 @@
             <w:tcW w:type="dxa" w:w="3231"/>
             <w:vAlign w:val="center"/>
             <w:shd w:fill="F4F5F6"/>
+            <w:tcMar>
+              <w:top w:w="20" w:type="dxa"/>
+              <w:bottom w:w="20" w:type="dxa"/>
+              <w:start w:w="40" w:type="dxa"/>
+              <w:end w:w="40" w:type="dxa"/>
+            </w:tcMar>
           </w:tcPr>
           <w:p>
             <w:pPr>
-              <w:spacing w:after="0" w:before="0" w:line="240" w:lineRule="auto"/>
+              <w:spacing w:after="0" w:before="0" w:line="216" w:lineRule="auto"/>
               <w:jc w:val="left"/>
             </w:pPr>
-            <w:r/>
+            <w:r>
+              <w:rPr>
+                <w:sz w:val="14"/>
+              </w:rPr>
+            </w:r>
             <w:r>
               <w:rPr>
                 <w:rFonts w:ascii="Arial" w:hAnsi="Arial" w:eastAsia="Arial"/>
                 <w:b w:val="0"/>
                 <w:color w:val="2F343A"/>
-                <w:sz w:val="15"/>
+                <w:sz w:val="14"/>
               </w:rPr>
               <w:t>Назначение паспорта, срок службы изделия, договор и требования передачи/эксплуатации.</w:t>
             </w:r>
@@ -712,19 +974,29 @@
             <w:tcW w:type="dxa" w:w="2381"/>
             <w:vAlign w:val="center"/>
             <w:shd w:fill="F4F5F6"/>
+            <w:tcMar>
+              <w:top w:w="20" w:type="dxa"/>
+              <w:bottom w:w="20" w:type="dxa"/>
+              <w:start w:w="40" w:type="dxa"/>
+              <w:end w:w="40" w:type="dxa"/>
+            </w:tcMar>
           </w:tcPr>
           <w:p>
             <w:pPr>
-              <w:spacing w:after="0" w:before="0" w:line="240" w:lineRule="auto"/>
+              <w:spacing w:after="0" w:before="0" w:line="216" w:lineRule="auto"/>
               <w:jc w:val="left"/>
             </w:pPr>
-            <w:r/>
+            <w:r>
+              <w:rPr>
+                <w:sz w:val="14"/>
+              </w:rPr>
+            </w:r>
             <w:r>
               <w:rPr>
                 <w:rFonts w:ascii="Arial" w:hAnsi="Arial" w:eastAsia="Arial"/>
                 <w:b w:val="0"/>
                 <w:color w:val="2F343A"/>
-                <w:sz w:val="15"/>
+                <w:sz w:val="14"/>
               </w:rPr>
               <w:t>Не назначайте единый срок всем паспортам; привяжите решение к изделию и делу.</w:t>
             </w:r>
@@ -740,19 +1012,29 @@
             <w:tcW w:type="dxa" w:w="1927"/>
             <w:vAlign w:val="center"/>
             <w:shd w:fill="F2EAD8"/>
+            <w:tcMar>
+              <w:top w:w="20" w:type="dxa"/>
+              <w:bottom w:w="20" w:type="dxa"/>
+              <w:start w:w="40" w:type="dxa"/>
+              <w:end w:w="40" w:type="dxa"/>
+            </w:tcMar>
           </w:tcPr>
           <w:p>
             <w:pPr>
-              <w:spacing w:after="0" w:before="0" w:line="240" w:lineRule="auto"/>
+              <w:spacing w:after="0" w:before="0" w:line="216" w:lineRule="auto"/>
               <w:jc w:val="left"/>
             </w:pPr>
-            <w:r/>
+            <w:r>
+              <w:rPr>
+                <w:sz w:val="14"/>
+              </w:rPr>
+            </w:r>
             <w:r>
               <w:rPr>
                 <w:rFonts w:ascii="Arial" w:hAnsi="Arial" w:eastAsia="Arial"/>
                 <w:b w:val="0"/>
                 <w:color w:val="2F343A"/>
-                <w:sz w:val="15"/>
+                <w:sz w:val="14"/>
               </w:rPr>
               <w:t>Переписка с заказчиком</w:t>
             </w:r>
@@ -763,19 +1045,29 @@
             <w:tcW w:type="dxa" w:w="2438"/>
             <w:vAlign w:val="center"/>
             <w:shd w:fill="FFFFFF"/>
+            <w:tcMar>
+              <w:top w:w="20" w:type="dxa"/>
+              <w:bottom w:w="20" w:type="dxa"/>
+              <w:start w:w="40" w:type="dxa"/>
+              <w:end w:w="40" w:type="dxa"/>
+            </w:tcMar>
           </w:tcPr>
           <w:p>
             <w:pPr>
-              <w:spacing w:after="0" w:before="0" w:line="240" w:lineRule="auto"/>
+              <w:spacing w:after="0" w:before="0" w:line="216" w:lineRule="auto"/>
               <w:jc w:val="left"/>
             </w:pPr>
-            <w:r/>
+            <w:r>
+              <w:rPr>
+                <w:sz w:val="14"/>
+              </w:rPr>
+            </w:r>
             <w:r>
               <w:rPr>
                 <w:rFonts w:ascii="Arial" w:hAnsi="Arial" w:eastAsia="Arial"/>
                 <w:b w:val="0"/>
                 <w:color w:val="2F343A"/>
-                <w:sz w:val="15"/>
+                <w:sz w:val="14"/>
               </w:rPr>
               <w:t>Переписка по конкретному вопросу</w:t>
             </w:r>
@@ -786,19 +1078,29 @@
             <w:tcW w:type="dxa" w:w="3231"/>
             <w:vAlign w:val="center"/>
             <w:shd w:fill="FFFFFF"/>
+            <w:tcMar>
+              <w:top w:w="20" w:type="dxa"/>
+              <w:bottom w:w="20" w:type="dxa"/>
+              <w:start w:w="40" w:type="dxa"/>
+              <w:end w:w="40" w:type="dxa"/>
+            </w:tcMar>
           </w:tcPr>
           <w:p>
             <w:pPr>
-              <w:spacing w:after="0" w:before="0" w:line="240" w:lineRule="auto"/>
+              <w:spacing w:after="0" w:before="0" w:line="216" w:lineRule="auto"/>
               <w:jc w:val="left"/>
             </w:pPr>
-            <w:r/>
+            <w:r>
+              <w:rPr>
+                <w:sz w:val="14"/>
+              </w:rPr>
+            </w:r>
             <w:r>
               <w:rPr>
                 <w:rFonts w:ascii="Arial" w:hAnsi="Arial" w:eastAsia="Arial"/>
                 <w:b w:val="0"/>
                 <w:color w:val="2F343A"/>
-                <w:sz w:val="15"/>
+                <w:sz w:val="14"/>
               </w:rPr>
               <w:t>Предмет переписки: цена, приемка, недостатки, претензия, ЭП и т.д. Пункт 572 Приказа Росархива № 236 не является общей нормой для всей переписки.</w:t>
             </w:r>
@@ -809,19 +1111,29 @@
             <w:tcW w:type="dxa" w:w="2381"/>
             <w:vAlign w:val="center"/>
             <w:shd w:fill="FFFFFF"/>
+            <w:tcMar>
+              <w:top w:w="20" w:type="dxa"/>
+              <w:bottom w:w="20" w:type="dxa"/>
+              <w:start w:w="40" w:type="dxa"/>
+              <w:end w:w="40" w:type="dxa"/>
+            </w:tcMar>
           </w:tcPr>
           <w:p>
             <w:pPr>
-              <w:spacing w:after="0" w:before="0" w:line="240" w:lineRule="auto"/>
+              <w:spacing w:after="0" w:before="0" w:line="216" w:lineRule="auto"/>
               <w:jc w:val="left"/>
             </w:pPr>
-            <w:r/>
+            <w:r>
+              <w:rPr>
+                <w:sz w:val="14"/>
+              </w:rPr>
+            </w:r>
             <w:r>
               <w:rPr>
                 <w:rFonts w:ascii="Arial" w:hAnsi="Arial" w:eastAsia="Arial"/>
                 <w:b w:val="0"/>
                 <w:color w:val="2F343A"/>
-                <w:sz w:val="15"/>
+                <w:sz w:val="14"/>
               </w:rPr>
               <w:t>Классифицируйте по предмету. При споре или претензии сохраните полный контекст и вложения.</w:t>
             </w:r>
@@ -837,19 +1149,29 @@
             <w:tcW w:type="dxa" w:w="1927"/>
             <w:vAlign w:val="center"/>
             <w:shd w:fill="F2EAD8"/>
+            <w:tcMar>
+              <w:top w:w="20" w:type="dxa"/>
+              <w:bottom w:w="20" w:type="dxa"/>
+              <w:start w:w="40" w:type="dxa"/>
+              <w:end w:w="40" w:type="dxa"/>
+            </w:tcMar>
           </w:tcPr>
           <w:p>
             <w:pPr>
-              <w:spacing w:after="0" w:before="0" w:line="240" w:lineRule="auto"/>
+              <w:spacing w:after="0" w:before="0" w:line="216" w:lineRule="auto"/>
               <w:jc w:val="left"/>
             </w:pPr>
-            <w:r/>
+            <w:r>
+              <w:rPr>
+                <w:sz w:val="14"/>
+              </w:rPr>
+            </w:r>
             <w:r>
               <w:rPr>
                 <w:rFonts w:ascii="Arial" w:hAnsi="Arial" w:eastAsia="Arial"/>
                 <w:b w:val="0"/>
                 <w:color w:val="2F343A"/>
-                <w:sz w:val="15"/>
+                <w:sz w:val="14"/>
               </w:rPr>
               <w:t>Сметная документация</w:t>
             </w:r>
@@ -860,19 +1182,29 @@
             <w:tcW w:type="dxa" w:w="2438"/>
             <w:vAlign w:val="center"/>
             <w:shd w:fill="F4F5F6"/>
+            <w:tcMar>
+              <w:top w:w="20" w:type="dxa"/>
+              <w:bottom w:w="20" w:type="dxa"/>
+              <w:start w:w="40" w:type="dxa"/>
+              <w:end w:w="40" w:type="dxa"/>
+            </w:tcMar>
           </w:tcPr>
           <w:p>
             <w:pPr>
-              <w:spacing w:after="0" w:before="0" w:line="240" w:lineRule="auto"/>
+              <w:spacing w:after="0" w:before="0" w:line="216" w:lineRule="auto"/>
               <w:jc w:val="left"/>
             </w:pPr>
-            <w:r/>
+            <w:r>
+              <w:rPr>
+                <w:sz w:val="14"/>
+              </w:rPr>
+            </w:r>
             <w:r>
               <w:rPr>
                 <w:rFonts w:ascii="Arial" w:hAnsi="Arial" w:eastAsia="Arial"/>
                 <w:b w:val="0"/>
                 <w:color w:val="2F343A"/>
-                <w:sz w:val="15"/>
+                <w:sz w:val="14"/>
               </w:rPr>
               <w:t>Сметные, договорные и/или учетные документы по фактической роли</w:t>
             </w:r>
@@ -883,19 +1215,29 @@
             <w:tcW w:type="dxa" w:w="3231"/>
             <w:vAlign w:val="center"/>
             <w:shd w:fill="F4F5F6"/>
+            <w:tcMar>
+              <w:top w:w="20" w:type="dxa"/>
+              <w:bottom w:w="20" w:type="dxa"/>
+              <w:start w:w="40" w:type="dxa"/>
+              <w:end w:w="40" w:type="dxa"/>
+            </w:tcMar>
           </w:tcPr>
           <w:p>
             <w:pPr>
-              <w:spacing w:after="0" w:before="0" w:line="240" w:lineRule="auto"/>
+              <w:spacing w:after="0" w:before="0" w:line="216" w:lineRule="auto"/>
               <w:jc w:val="left"/>
             </w:pPr>
-            <w:r/>
+            <w:r>
+              <w:rPr>
+                <w:sz w:val="14"/>
+              </w:rPr>
+            </w:r>
             <w:r>
               <w:rPr>
                 <w:rFonts w:ascii="Arial" w:hAnsi="Arial" w:eastAsia="Arial"/>
                 <w:b w:val="0"/>
                 <w:color w:val="2F343A"/>
-                <w:sz w:val="15"/>
+                <w:sz w:val="14"/>
               </w:rPr>
               <w:t>Связь со сметой, договором, КС-2/КС-3, учетом и архивным делом.</w:t>
             </w:r>
@@ -906,19 +1248,29 @@
             <w:tcW w:type="dxa" w:w="2381"/>
             <w:vAlign w:val="center"/>
             <w:shd w:fill="F4F5F6"/>
+            <w:tcMar>
+              <w:top w:w="20" w:type="dxa"/>
+              <w:bottom w:w="20" w:type="dxa"/>
+              <w:start w:w="40" w:type="dxa"/>
+              <w:end w:w="40" w:type="dxa"/>
+            </w:tcMar>
           </w:tcPr>
           <w:p>
             <w:pPr>
-              <w:spacing w:after="0" w:before="0" w:line="240" w:lineRule="auto"/>
+              <w:spacing w:after="0" w:before="0" w:line="216" w:lineRule="auto"/>
               <w:jc w:val="left"/>
             </w:pPr>
-            <w:r/>
+            <w:r>
+              <w:rPr>
+                <w:sz w:val="14"/>
+              </w:rPr>
+            </w:r>
             <w:r>
               <w:rPr>
                 <w:rFonts w:ascii="Arial" w:hAnsi="Arial" w:eastAsia="Arial"/>
                 <w:b w:val="0"/>
                 <w:color w:val="2F343A"/>
-                <w:sz w:val="15"/>
+                <w:sz w:val="14"/>
               </w:rPr>
               <w:t>Разделите версии и утвержденный экземпляр; срок назначьте по каждой фактической функции.</w:t>
             </w:r>
@@ -929,6 +1281,7 @@
     <w:p>
       <w:pPr>
         <w:keepLines/>
+        <w:spacing w:after="0" w:before="0" w:line="120" w:lineRule="auto"/>
       </w:pPr>
     </w:p>
     <w:p>
@@ -949,14 +1302,14 @@
     <w:p>
       <w:pPr>
         <w:keepLines/>
-        <w:spacing w:after="40"/>
+        <w:spacing w:after="0" w:before="0" w:line="228" w:lineRule="auto"/>
       </w:pPr>
       <w:r>
         <w:rPr>
           <w:rFonts w:ascii="Arial" w:hAnsi="Arial" w:eastAsia="Arial"/>
           <w:b w:val="0"/>
           <w:color w:val="2F343A"/>
-          <w:sz w:val="19"/>
+          <w:sz w:val="18"/>
         </w:rPr>
         <w:t>1) Зафиксируйте точное наименование, версию, дату, роль документа и связанный договор/объект.</w:t>
       </w:r>
@@ -964,14 +1317,14 @@
     <w:p>
       <w:pPr>
         <w:keepLines/>
-        <w:spacing w:after="40"/>
+        <w:spacing w:after="0" w:before="0" w:line="228" w:lineRule="auto"/>
       </w:pPr>
       <w:r>
         <w:rPr>
           <w:rFonts w:ascii="Arial" w:hAnsi="Arial" w:eastAsia="Arial"/>
           <w:b w:val="0"/>
           <w:color w:val="2F343A"/>
-          <w:sz w:val="19"/>
+          <w:sz w:val="18"/>
         </w:rPr>
         <w:t>2) Определите фактическую функцию: учетная, исполнительная, договорная, эксплуатационная или переписка по конкретному вопросу.</w:t>
       </w:r>
@@ -979,14 +1332,14 @@
     <w:p>
       <w:pPr>
         <w:keepLines/>
-        <w:spacing w:after="40"/>
+        <w:spacing w:after="0" w:before="0" w:line="228" w:lineRule="auto"/>
       </w:pPr>
       <w:r>
         <w:rPr>
           <w:rFonts w:ascii="Arial" w:hAnsi="Arial" w:eastAsia="Arial"/>
           <w:b w:val="0"/>
           <w:color w:val="2F343A"/>
-          <w:sz w:val="19"/>
+          <w:sz w:val="18"/>
         </w:rPr>
         <w:t>3) Сопоставьте точную статью действующего перечня, правила учета, договор, проект и утвержденную номенклатуру дел. Не переносите срок с похожего документа.</w:t>
       </w:r>
@@ -994,14 +1347,14 @@
     <w:p>
       <w:pPr>
         <w:keepLines/>
-        <w:spacing w:after="40"/>
+        <w:spacing w:after="0" w:before="0" w:line="228" w:lineRule="auto"/>
       </w:pPr>
       <w:r>
         <w:rPr>
           <w:rFonts w:ascii="Arial" w:hAnsi="Arial" w:eastAsia="Arial"/>
           <w:b w:val="0"/>
           <w:color w:val="2F343A"/>
-          <w:sz w:val="19"/>
+          <w:sz w:val="18"/>
         </w:rPr>
         <w:t>4) Запишите срок, событие начала его исчисления, место хранения, ответственного и основание в реестре.</w:t>
       </w:r>
@@ -1009,14 +1362,14 @@
     <w:p>
       <w:pPr>
         <w:keepLines/>
-        <w:spacing w:after="40"/>
+        <w:spacing w:after="0" w:before="0" w:line="228" w:lineRule="auto"/>
       </w:pPr>
       <w:r>
         <w:rPr>
           <w:rFonts w:ascii="Arial" w:hAnsi="Arial" w:eastAsia="Arial"/>
           <w:b w:val="0"/>
           <w:color w:val="2F343A"/>
-          <w:sz w:val="19"/>
+          <w:sz w:val="18"/>
         </w:rPr>
         <w:t>5) До уничтожения проверьте передачу заказчику, гарантию, аудит, налоговую проверку, претензии и споры. При открытом основании уничтожение остановите.</w:t>
       </w:r>
@@ -1039,29 +1392,26 @@
     <w:p>
       <w:pPr>
         <w:keepLines/>
-        <w:spacing w:after="40"/>
+        <w:spacing w:after="0" w:before="0" w:line="216" w:lineRule="auto"/>
+      </w:pPr>
+      <w:r>
+        <w:rPr>
+          <w:sz w:val="14"/>
+        </w:rPr>
+        <w:t>Ст. 29 Федерального закона от 06.12.2011 № 402-ФЗ регулирует хранение первичных учетных документов. Сверьте действующую редакцию на дату классификации; зафиксируйте источник и дату доступа: https://minfin.gov.ru/ru/document?id_4=15014-federalnyi_zakon_ot_06.12.2011__402-fz_o_bukhgalterskom_uchete</w:t>
+      </w:r>
+    </w:p>
+    <w:p>
+      <w:pPr>
+        <w:keepLines/>
+        <w:spacing w:after="0" w:before="0" w:line="216" w:lineRule="auto"/>
       </w:pPr>
       <w:r>
         <w:rPr>
           <w:rFonts w:ascii="Arial" w:hAnsi="Arial" w:eastAsia="Arial"/>
           <w:b w:val="0"/>
           <w:color w:val="2F343A"/>
-          <w:sz w:val="16"/>
-        </w:rPr>
-        <w:t>Федеральный закон от 06.12.2011 № 402-ФЗ, ст. 29: первичные учетные документы хранятся по правилам архивного дела, но не менее пяти лет после отчетного года. https://minfin.gov.ru/ru/document?id_4=15014-federalnyi_zakon_ot_06.12.2011__402-fz_o_bukhgalterskom_uchete</w:t>
-      </w:r>
-    </w:p>
-    <w:p>
-      <w:pPr>
-        <w:keepLines/>
-        <w:spacing w:after="40"/>
-      </w:pPr>
-      <w:r>
-        <w:rPr>
-          <w:rFonts w:ascii="Arial" w:hAnsi="Arial" w:eastAsia="Arial"/>
-          <w:b w:val="0"/>
-          <w:color w:val="2F343A"/>
-          <w:sz w:val="16"/>
+          <w:sz w:val="14"/>
         </w:rPr>
         <w:t>Приказ Росархива от 20.12.2019 № 236: срок выбирают по точной категории документа. Ранее указанные пункты 424 и 572 не подтверждают универсальные сроки для комплекта КС. https://publication.pravo.gov.ru/Document/View/0001202002070036</w:t>
       </w:r>
@@ -1069,36 +1419,33 @@
     <w:p>
       <w:pPr>
         <w:keepLines/>
-        <w:spacing w:after="40"/>
+        <w:spacing w:after="0" w:before="0" w:line="216" w:lineRule="auto"/>
       </w:pPr>
       <w:r>
         <w:rPr>
-          <w:rFonts w:ascii="Arial" w:hAnsi="Arial" w:eastAsia="Arial"/>
-          <w:b w:val="0"/>
-          <w:color w:val="2F343A"/>
-          <w:sz w:val="16"/>
+          <w:sz w:val="14"/>
         </w:rPr>
-        <w:t>Приказ Минстроя России от 16.05.2023 № 344/пр используется для состава и ведения исполнительной документации, но сам по себе не задает единый срок всем перечисленным здесь документам. https://publication.pravo.gov.ru/document/0001202306010019</w:t>
+        <w:t>Приказ Минстроя России от 16.05.2023 № 344/пр регулирует состав и ведение исполнительной документации, но не задает единый срок хранения всех документов: https://publication.pravo.gov.ru/document/0001202306010019</w:t>
       </w:r>
     </w:p>
     <w:p>
       <w:pPr>
         <w:keepLines/>
-        <w:spacing w:after="40" w:before="60"/>
+        <w:spacing w:after="0" w:before="0" w:line="216" w:lineRule="auto"/>
       </w:pPr>
       <w:r>
         <w:rPr>
           <w:rFonts w:ascii="Arial" w:hAnsi="Arial" w:eastAsia="Arial"/>
           <w:b/>
           <w:color w:val="7D5E20"/>
-          <w:sz w:val="16"/>
+          <w:sz w:val="14"/>
         </w:rPr>
         <w:t>Эта памятка не заменяет номенклатуру дел, договор, решение архива или правовую оценку конкретного объекта.</w:t>
       </w:r>
     </w:p>
     <w:sectPr>
       <w:pgSz w:w="11906" w:h="16838"/>
-      <w:pgMar w:top="907" w:right="964" w:bottom="907" w:left="964" w:header="720" w:footer="720" w:gutter="0"/>
+      <w:pgMar w:top="504" w:right="964" w:bottom="504" w:left="964" w:header="720" w:footer="720" w:gutter="0"/>
       <w:cols w:space="720"/>
       <w:docGrid w:linePitch="360"/>
     </w:sectPr>
